--- a/klagomål/A 15093-2026 FSC-klagomål.docx
+++ b/klagomål/A 15093-2026 FSC-klagomål.docx
@@ -881,7 +881,7 @@
     <w:r>
       <w:tab/>
       <w:tab/>
-      <w:t>2026-06-18</w:t>
+      <w:t>2026-06-19</w:t>
       <w:br/>
       <w:br/>
     </w:r>

--- a/klagomål/A 15093-2026 FSC-klagomål.docx
+++ b/klagomål/A 15093-2026 FSC-klagomål.docx
@@ -881,7 +881,7 @@
     <w:r>
       <w:tab/>
       <w:tab/>
-      <w:t>2026-06-19</w:t>
+      <w:t>2026-06-20</w:t>
       <w:br/>
       <w:br/>
     </w:r>

--- a/klagomål/A 15093-2026 FSC-klagomål.docx
+++ b/klagomål/A 15093-2026 FSC-klagomål.docx
@@ -168,38 +168,7 @@
     </w:p>
     <w:p>
       <w:r>
-        <w:t>Detta dokument behandlar höga naturvärden i avverkningsanmälan A 15093-2026 i Gävle kommun som inkom 2026-03-24 och omfattar 0,8 ha.</w:t>
-      </w:r>
-    </w:p>
-    <w:p>
-      <w:r>
-        <w:t>Nedan presenteras fynd av naturvårdsarter som gjorts i det avverkningsanmälda området, samt relevanta utdrag ur standarderna för FSC, Chain of Custody, Controlled Wood och PEFC. I BILAGA 1 finns artfakta om rödlistade arter.</w:t>
-      </w:r>
-    </w:p>
-    <w:p>
-      <w:r>
-        <w:t>Vi förväntar oss att ni återkommer med ett skriftligt svar på vårt klagomål och även beskriver vilka korrigerande åtgärder ni satt in för att rätta till identifierade brister i er efterlevnad av den svenska FSC standarden.</w:t>
-      </w:r>
-    </w:p>
-    <w:p>
-      <w:pPr>
-        <w:pStyle w:val="Heading1"/>
-      </w:pPr>
-      <w:r>
-        <w:t>Naturvårdsarter</w:t>
-      </w:r>
-    </w:p>
-    <w:p>
-      <w:r>
-        <w:t>Inom 4 meter från avverkningsanmälan har följande 3 naturvårdsarter hittats: ask (EN), lunglav (NT, T) och bårdlav (S, T). Av dessa är 2 rödlistade. För rödlistade arter har rödlistekategorin angivits inom parentes. Arter som är signalarter enligt Skogsstyrelsen har markerats med (S). Typiska arter inom Natura 2000 som är kopplade till skogsekosystem har markerats med (T).</w:t>
-      </w:r>
-    </w:p>
-    <w:p>
-      <w:r>
-        <w:t>De påträffade naturvårdsarterna är ett tydligt kvitto på att det rör sig om en skog med höga naturvärden.</w:t>
-      </w:r>
-      <w:r>
-        <w:t xml:space="preserve"> I Figur 1 visas fyndplatser för naturvårdsarter i området, som finns registrerade på Artportalen.</w:t>
+        <w:t>Detta klagomål behandlar höga naturvärden i avverkningsanmälan A 15093-2026 i Gävle kommun som inkom 2026-03-24 och omfattar 0,8 ha.</w:t>
       </w:r>
     </w:p>
     <w:p>
@@ -247,7 +216,35 @@
         <w:spacing w:after="240"/>
       </w:pPr>
       <w:r>
-        <w:t>Figur 1. Fyndplatser för naturvårdsarter inom 4 meter från avverkningsanmälan (röd linje). Markörer utan svart kant är placerade på fyndplatsen. Markörer med svart kant är placerade vid sidan av fyndplatsen och har ett svart streck som visar fyndplatsens exakta position. Kartans mittpunktskoordinat är N 6735673, E 607127 i SWEREF 99 TM.</w:t>
+        <w:t>Figur 1. Fyndplatser för naturvårdsarter inom 4 meter från avverkningsanmälan. Markörer utan svart kant är placerade på fyndplatsen. Markörer med svart kant är placerade vid sidan av fyndplatsen har ett svart streck som visar fyndplatsens exakta position. Kartans mittpunktskoordinat är N 6735673, E 607127 i SWEREF 99 TM.</w:t>
+      </w:r>
+    </w:p>
+    <w:p>
+      <w:r>
+        <w:t>Inom 4 meter från avverkningsanmälan finns fynd av 3 naturvårdsarter, varav 2 är rödlistade, 2 är typiska (T) och 1 är signalart (S): ask (EN), lunglav (NT, T) och bårdlav (S, T). Se Figur 1.</w:t>
+      </w:r>
+    </w:p>
+    <w:p>
+      <w:r>
+        <w:t>Nedan presenteras relevanta utdrag ur standarderna för FSC, Chain of Custody, Controlled Wood och PEFC.</w:t>
+      </w:r>
+    </w:p>
+    <w:p>
+      <w:r>
+        <w:t>Vi förväntar oss att ni återkommer med ett skriftligt svar på vårt klagomål och även beskriver vilka korrigerande åtgärder ni satt in för att rätta till identifierade brister i er efterlevnad av den svenska FSC standarden.</w:t>
+      </w:r>
+    </w:p>
+    <w:p>
+      <w:pPr>
+        <w:pStyle w:val="Heading1"/>
+      </w:pPr>
+      <w:r>
+        <w:t>Naturvårdsarter och fridlysta arter</w:t>
+      </w:r>
+    </w:p>
+    <w:p>
+      <w:r>
+        <w:t>Nedan följer beskrivningar av de naturvårdsarter och fridlysta arter som har sina livsmiljöer och växtplatser i den avverkningsanmälda skogen. Se även ytterligare artfakta i BILAGA 1. De påträffade naturvårdsarterna är ett tydligt kvitto på att det rör sig om en skog med höga naturvärden.</w:t>
       </w:r>
     </w:p>
     <w:p>
@@ -259,53 +256,6 @@
       </w:r>
       <w:r>
         <w:t xml:space="preserve"> växer naturligt på frisk till fuktig, näringsrik, mullrik mark, gärna med rörligt, ytnära grundvatten. Asken är mycket viktig för den biologiska mångfalden och den är värd för minst 213 arter i olika organismgrupper, av vilka åtminstone 42 är askspecialister, ytterligare 8 arter förekommer endast på ask och alm. Bland dessa kan nämnas asknätfjäril (EN, §4a), askvårtlav (EN) och askpraktbagge (NT). Det finns en ökad risk att dessa arter försvinner när populationen av ask minskar. Asken är kraftigt drabbad av askskottsjukan, men angripna askar bör inte avverkas eftersom det är så många andra arter knutna till ask, såväl till döda som till levande träd. Eftersom sjukdomen är vindspridd så finns den redan nästan överallt där det finns askar, och till skillnad från almsjukan så förhindrar eller försvårar man inte spridningen genom att ta bort träd. Asken är globalt rödlistad som nära hotad (NT) vilket medför ett internationellt ansvar för arten (SLU Artdatabanken, 2026; IUCN, 2017).</w:t>
-      </w:r>
-    </w:p>
-    <w:p>
-      <w:r>
-        <w:rPr>
-          <w:b/>
-        </w:rPr>
-        <w:t>Bårdlav</w:t>
-      </w:r>
-      <w:r>
-        <w:t xml:space="preserve"> signalerar miljöer med höga naturvärden och på lokalerna finns vanligtvis många andra ovanliga och rödlistade arter. Den visar även på platser med hög och jämn luftfuktighet. På bårdlav och andra njurlavar (Nephroma) kan de sällsynta parasiterna </w:t>
-      </w:r>
-      <w:r>
-        <w:rPr>
-          <w:i/>
-        </w:rPr>
-        <w:t xml:space="preserve">Protounguicularia nephromatis </w:t>
-      </w:r>
-      <w:r>
-        <w:t xml:space="preserve">(VU) och </w:t>
-      </w:r>
-      <w:r>
-        <w:rPr>
-          <w:i/>
-        </w:rPr>
-        <w:t xml:space="preserve">Tremella nephromatis </w:t>
-      </w:r>
-      <w:r>
-        <w:t xml:space="preserve">(DD) påträffas. Bårdlav är typisk art för </w:t>
-      </w:r>
-      <w:r>
-        <w:rPr>
-          <w:i/>
-        </w:rPr>
-        <w:t xml:space="preserve">9010 Taiga, 9020 Nordlig ädellövskog, 9070 Trädklädd betesmark, 9110 Näringsfattig bokskog, 9160 Näringsrik ekskog, 9180 Ädellövskog i branter </w:t>
-      </w:r>
-      <w:r>
-        <w:t>och</w:t>
-      </w:r>
-      <w:r>
-        <w:rPr>
-          <w:i/>
-        </w:rPr>
-        <w:t xml:space="preserve"> 9190 Näringsfattig ekskog</w:t>
-      </w:r>
-      <w:r>
-        <w:t xml:space="preserve"> (SLU Artdatabanken, 2026; Nitare &amp; Skogsstyrelsen, 2019).</w:t>
       </w:r>
     </w:p>
     <w:p>
@@ -359,6 +309,53 @@
           <w:i/>
         </w:rPr>
         <w:t xml:space="preserve"> 6530 Lövängar</w:t>
+      </w:r>
+      <w:r>
+        <w:t xml:space="preserve"> (SLU Artdatabanken, 2026; Nitare &amp; Skogsstyrelsen, 2019).</w:t>
+      </w:r>
+    </w:p>
+    <w:p>
+      <w:r>
+        <w:rPr>
+          <w:b/>
+        </w:rPr>
+        <w:t>Bårdlav</w:t>
+      </w:r>
+      <w:r>
+        <w:t xml:space="preserve"> signalerar miljöer med höga naturvärden och på lokalerna finns vanligtvis många andra ovanliga och rödlistade arter. Den visar även på platser med hög och jämn luftfuktighet. På bårdlav och andra njurlavar (Nephroma) kan de sällsynta parasiterna </w:t>
+      </w:r>
+      <w:r>
+        <w:rPr>
+          <w:i/>
+        </w:rPr>
+        <w:t xml:space="preserve">Protounguicularia nephromatis </w:t>
+      </w:r>
+      <w:r>
+        <w:t xml:space="preserve">(VU) och </w:t>
+      </w:r>
+      <w:r>
+        <w:rPr>
+          <w:i/>
+        </w:rPr>
+        <w:t xml:space="preserve">Tremella nephromatis </w:t>
+      </w:r>
+      <w:r>
+        <w:t xml:space="preserve">(DD) påträffas. Bårdlav är typisk art för </w:t>
+      </w:r>
+      <w:r>
+        <w:rPr>
+          <w:i/>
+        </w:rPr>
+        <w:t xml:space="preserve">9010 Taiga, 9020 Nordlig ädellövskog, 9070 Trädklädd betesmark, 9110 Näringsfattig bokskog, 9160 Näringsrik ekskog, 9180 Ädellövskog i branter </w:t>
+      </w:r>
+      <w:r>
+        <w:t>och</w:t>
+      </w:r>
+      <w:r>
+        <w:rPr>
+          <w:i/>
+        </w:rPr>
+        <w:t xml:space="preserve"> 9190 Näringsfattig ekskog</w:t>
       </w:r>
       <w:r>
         <w:t xml:space="preserve"> (SLU Artdatabanken, 2026; Nitare &amp; Skogsstyrelsen, 2019).</w:t>
@@ -881,7 +878,7 @@
     <w:r>
       <w:tab/>
       <w:tab/>
-      <w:t>2026-06-20</w:t>
+      <w:t>2026-06-21</w:t>
       <w:br/>
       <w:br/>
     </w:r>

--- a/klagomål/A 15093-2026 FSC-klagomål.docx
+++ b/klagomål/A 15093-2026 FSC-klagomål.docx
@@ -878,7 +878,7 @@
     <w:r>
       <w:tab/>
       <w:tab/>
-      <w:t>2026-06-21</w:t>
+      <w:t>2026-06-22</w:t>
       <w:br/>
       <w:br/>
     </w:r>

--- a/klagomål/A 15093-2026 FSC-klagomål.docx
+++ b/klagomål/A 15093-2026 FSC-klagomål.docx
@@ -878,7 +878,7 @@
     <w:r>
       <w:tab/>
       <w:tab/>
-      <w:t>2026-06-22</w:t>
+      <w:t>2026-06-23</w:t>
       <w:br/>
       <w:br/>
     </w:r>

--- a/klagomål/A 15093-2026 FSC-klagomål.docx
+++ b/klagomål/A 15093-2026 FSC-klagomål.docx
@@ -878,7 +878,7 @@
     <w:r>
       <w:tab/>
       <w:tab/>
-      <w:t>2026-06-23</w:t>
+      <w:t>2026-06-24</w:t>
       <w:br/>
       <w:br/>
     </w:r>

--- a/klagomål/A 15093-2026 FSC-klagomål.docx
+++ b/klagomål/A 15093-2026 FSC-klagomål.docx
@@ -878,7 +878,7 @@
     <w:r>
       <w:tab/>
       <w:tab/>
-      <w:t>2026-06-24</w:t>
+      <w:t>2026-06-25</w:t>
       <w:br/>
       <w:br/>
     </w:r>

--- a/klagomål/A 15093-2026 FSC-klagomål.docx
+++ b/klagomål/A 15093-2026 FSC-klagomål.docx
@@ -878,7 +878,7 @@
     <w:r>
       <w:tab/>
       <w:tab/>
-      <w:t>2026-06-25</w:t>
+      <w:t>2026-06-26</w:t>
       <w:br/>
       <w:br/>
     </w:r>

--- a/klagomål/A 15093-2026 FSC-klagomål.docx
+++ b/klagomål/A 15093-2026 FSC-klagomål.docx
@@ -878,7 +878,7 @@
     <w:r>
       <w:tab/>
       <w:tab/>
-      <w:t>2026-06-26</w:t>
+      <w:t>2026-06-27</w:t>
       <w:br/>
       <w:br/>
     </w:r>

--- a/klagomål/A 15093-2026 FSC-klagomål.docx
+++ b/klagomål/A 15093-2026 FSC-klagomål.docx
@@ -878,7 +878,7 @@
     <w:r>
       <w:tab/>
       <w:tab/>
-      <w:t>2026-06-27</w:t>
+      <w:t>2026-06-28</w:t>
       <w:br/>
       <w:br/>
     </w:r>

--- a/klagomål/A 15093-2026 FSC-klagomål.docx
+++ b/klagomål/A 15093-2026 FSC-klagomål.docx
@@ -878,7 +878,7 @@
     <w:r>
       <w:tab/>
       <w:tab/>
-      <w:t>2026-06-28</w:t>
+      <w:t>2026-06-29</w:t>
       <w:br/>
       <w:br/>
     </w:r>

--- a/klagomål/A 15093-2026 FSC-klagomål.docx
+++ b/klagomål/A 15093-2026 FSC-klagomål.docx
@@ -878,7 +878,7 @@
     <w:r>
       <w:tab/>
       <w:tab/>
-      <w:t>2026-06-29</w:t>
+      <w:t>2026-06-30</w:t>
       <w:br/>
       <w:br/>
     </w:r>

--- a/klagomål/A 15093-2026 FSC-klagomål.docx
+++ b/klagomål/A 15093-2026 FSC-klagomål.docx
@@ -878,7 +878,7 @@
     <w:r>
       <w:tab/>
       <w:tab/>
-      <w:t>2026-06-30</w:t>
+      <w:t>2026-07-01</w:t>
       <w:br/>
       <w:br/>
     </w:r>

--- a/klagomål/A 15093-2026 FSC-klagomål.docx
+++ b/klagomål/A 15093-2026 FSC-klagomål.docx
@@ -878,7 +878,7 @@
     <w:r>
       <w:tab/>
       <w:tab/>
-      <w:t>2026-07-01</w:t>
+      <w:t>2026-07-02</w:t>
       <w:br/>
       <w:br/>
     </w:r>

--- a/klagomål/A 15093-2026 FSC-klagomål.docx
+++ b/klagomål/A 15093-2026 FSC-klagomål.docx
@@ -878,7 +878,7 @@
     <w:r>
       <w:tab/>
       <w:tab/>
-      <w:t>2026-07-13</w:t>
+      <w:t>2026-07-14</w:t>
       <w:br/>
       <w:br/>
     </w:r>

--- a/klagomål/A 15093-2026 FSC-klagomål.docx
+++ b/klagomål/A 15093-2026 FSC-klagomål.docx
@@ -878,7 +878,7 @@
     <w:r>
       <w:tab/>
       <w:tab/>
-      <w:t>2026-07-14</w:t>
+      <w:t>2026-07-15</w:t>
       <w:br/>
       <w:br/>
     </w:r>

--- a/klagomål/A 15093-2026 FSC-klagomål.docx
+++ b/klagomål/A 15093-2026 FSC-klagomål.docx
@@ -878,7 +878,7 @@
     <w:r>
       <w:tab/>
       <w:tab/>
-      <w:t>2026-07-15</w:t>
+      <w:t>2026-07-16</w:t>
       <w:br/>
       <w:br/>
     </w:r>

--- a/klagomål/A 15093-2026 FSC-klagomål.docx
+++ b/klagomål/A 15093-2026 FSC-klagomål.docx
@@ -878,7 +878,7 @@
     <w:r>
       <w:tab/>
       <w:tab/>
-      <w:t>2026-07-16</w:t>
+      <w:t>2026-07-17</w:t>
       <w:br/>
       <w:br/>
     </w:r>

--- a/klagomål/A 15093-2026 FSC-klagomål.docx
+++ b/klagomål/A 15093-2026 FSC-klagomål.docx
@@ -878,7 +878,7 @@
     <w:r>
       <w:tab/>
       <w:tab/>
-      <w:t>2026-07-17</w:t>
+      <w:t>2026-07-18</w:t>
       <w:br/>
       <w:br/>
     </w:r>

--- a/klagomål/A 15093-2026 FSC-klagomål.docx
+++ b/klagomål/A 15093-2026 FSC-klagomål.docx
@@ -878,7 +878,7 @@
     <w:r>
       <w:tab/>
       <w:tab/>
-      <w:t>2026-07-18</w:t>
+      <w:t>2026-07-19</w:t>
       <w:br/>
       <w:br/>
     </w:r>

--- a/klagomål/A 15093-2026 FSC-klagomål.docx
+++ b/klagomål/A 15093-2026 FSC-klagomål.docx
@@ -878,7 +878,7 @@
     <w:r>
       <w:tab/>
       <w:tab/>
-      <w:t>2026-07-19</w:t>
+      <w:t>2026-07-20</w:t>
       <w:br/>
       <w:br/>
     </w:r>

--- a/klagomål/A 15093-2026 FSC-klagomål.docx
+++ b/klagomål/A 15093-2026 FSC-klagomål.docx
@@ -878,7 +878,7 @@
     <w:r>
       <w:tab/>
       <w:tab/>
-      <w:t>2026-07-20</w:t>
+      <w:t>2026-07-21</w:t>
       <w:br/>
       <w:br/>
     </w:r>

--- a/klagomål/A 15093-2026 FSC-klagomål.docx
+++ b/klagomål/A 15093-2026 FSC-klagomål.docx
@@ -878,7 +878,7 @@
     <w:r>
       <w:tab/>
       <w:tab/>
-      <w:t>2026-07-21</w:t>
+      <w:t>2026-07-22</w:t>
       <w:br/>
       <w:br/>
     </w:r>

--- a/klagomål/A 15093-2026 FSC-klagomål.docx
+++ b/klagomål/A 15093-2026 FSC-klagomål.docx
@@ -878,7 +878,7 @@
     <w:r>
       <w:tab/>
       <w:tab/>
-      <w:t>2026-07-22</w:t>
+      <w:t>2026-07-23</w:t>
       <w:br/>
       <w:br/>
     </w:r>

--- a/klagomål/A 15093-2026 FSC-klagomål.docx
+++ b/klagomål/A 15093-2026 FSC-klagomål.docx
@@ -878,7 +878,7 @@
     <w:r>
       <w:tab/>
       <w:tab/>
-      <w:t>2026-07-23</w:t>
+      <w:t>2026-07-24</w:t>
       <w:br/>
       <w:br/>
     </w:r>

--- a/klagomål/A 15093-2026 FSC-klagomål.docx
+++ b/klagomål/A 15093-2026 FSC-klagomål.docx
@@ -878,7 +878,7 @@
     <w:r>
       <w:tab/>
       <w:tab/>
-      <w:t>2026-07-24</w:t>
+      <w:t>2026-07-25</w:t>
       <w:br/>
       <w:br/>
     </w:r>

--- a/klagomål/A 15093-2026 FSC-klagomål.docx
+++ b/klagomål/A 15093-2026 FSC-klagomål.docx
@@ -878,7 +878,7 @@
     <w:r>
       <w:tab/>
       <w:tab/>
-      <w:t>2026-07-25</w:t>
+      <w:t>2026-07-26</w:t>
       <w:br/>
       <w:br/>
     </w:r>

--- a/klagomål/A 15093-2026 FSC-klagomål.docx
+++ b/klagomål/A 15093-2026 FSC-klagomål.docx
@@ -878,7 +878,7 @@
     <w:r>
       <w:tab/>
       <w:tab/>
-      <w:t>2026-07-26</w:t>
+      <w:t>2026-07-27</w:t>
       <w:br/>
       <w:br/>
     </w:r>

--- a/klagomål/A 15093-2026 FSC-klagomål.docx
+++ b/klagomål/A 15093-2026 FSC-klagomål.docx
@@ -878,7 +878,7 @@
     <w:r>
       <w:tab/>
       <w:tab/>
-      <w:t>2026-07-27</w:t>
+      <w:t>2026-07-28</w:t>
       <w:br/>
       <w:br/>
     </w:r>

--- a/klagomål/A 15093-2026 FSC-klagomål.docx
+++ b/klagomål/A 15093-2026 FSC-klagomål.docx
@@ -878,7 +878,7 @@
     <w:r>
       <w:tab/>
       <w:tab/>
-      <w:t>2026-07-28</w:t>
+      <w:t>2026-07-29</w:t>
       <w:br/>
       <w:br/>
     </w:r>

--- a/klagomål/A 15093-2026 FSC-klagomål.docx
+++ b/klagomål/A 15093-2026 FSC-klagomål.docx
@@ -878,7 +878,7 @@
     <w:r>
       <w:tab/>
       <w:tab/>
-      <w:t>2026-07-29</w:t>
+      <w:t>2026-07-30</w:t>
       <w:br/>
       <w:br/>
     </w:r>

--- a/klagomål/A 15093-2026 FSC-klagomål.docx
+++ b/klagomål/A 15093-2026 FSC-klagomål.docx
@@ -878,7 +878,7 @@
     <w:r>
       <w:tab/>
       <w:tab/>
-      <w:t>2026-07-30</w:t>
+      <w:t>2026-07-31</w:t>
       <w:br/>
       <w:br/>
     </w:r>

--- a/klagomål/A 15093-2026 FSC-klagomål.docx
+++ b/klagomål/A 15093-2026 FSC-klagomål.docx
@@ -878,7 +878,7 @@
     <w:r>
       <w:tab/>
       <w:tab/>
-      <w:t>2026-07-31</w:t>
+      <w:t>2026-08-01</w:t>
       <w:br/>
       <w:br/>
     </w:r>

--- a/klagomål/A 15093-2026 FSC-klagomål.docx
+++ b/klagomål/A 15093-2026 FSC-klagomål.docx
@@ -878,7 +878,7 @@
     <w:r>
       <w:tab/>
       <w:tab/>
-      <w:t>2026-08-01</w:t>
+      <w:t>2026-08-02</w:t>
       <w:br/>
       <w:br/>
     </w:r>

--- a/klagomål/A 15093-2026 FSC-klagomål.docx
+++ b/klagomål/A 15093-2026 FSC-klagomål.docx
@@ -878,7 +878,7 @@
     <w:r>
       <w:tab/>
       <w:tab/>
-      <w:t>2026-08-02</w:t>
+      <w:t>2026-08-03</w:t>
       <w:br/>
       <w:br/>
     </w:r>

--- a/klagomål/A 15093-2026 FSC-klagomål.docx
+++ b/klagomål/A 15093-2026 FSC-klagomål.docx
@@ -878,7 +878,7 @@
     <w:r>
       <w:tab/>
       <w:tab/>
-      <w:t>2026-08-03</w:t>
+      <w:t>2026-08-05</w:t>
       <w:br/>
       <w:br/>
     </w:r>

--- a/klagomål/A 15093-2026 FSC-klagomål.docx
+++ b/klagomål/A 15093-2026 FSC-klagomål.docx
@@ -878,7 +878,7 @@
     <w:r>
       <w:tab/>
       <w:tab/>
-      <w:t>2026-08-05</w:t>
+      <w:t>2026-08-07</w:t>
       <w:br/>
       <w:br/>
     </w:r>

--- a/klagomål/A 15093-2026 FSC-klagomål.docx
+++ b/klagomål/A 15093-2026 FSC-klagomål.docx
@@ -878,7 +878,7 @@
     <w:r>
       <w:tab/>
       <w:tab/>
-      <w:t>2026-08-07</w:t>
+      <w:t>2026-08-08</w:t>
       <w:br/>
       <w:br/>
     </w:r>

--- a/klagomål/A 15093-2026 FSC-klagomål.docx
+++ b/klagomål/A 15093-2026 FSC-klagomål.docx
@@ -216,7 +216,7 @@
         <w:spacing w:after="240"/>
       </w:pPr>
       <w:r>
-        <w:t>Figur 1. Fyndplatser för naturvårdsarter inom 4 meter från avverkningsanmälan. Markörer utan svart kant är placerade på fyndplatsen. Markörer med svart kant är placerade vid sidan av fyndplatsen har ett svart streck som visar fyndplatsens exakta position. Kartans mittpunktskoordinat är N 6735673, E 607127 i SWEREF 99 TM.</w:t>
+        <w:t>Figur 1. Fyndplatser för naturvårdsarter inom 4 meter från avverkningsanmälan. Markörer utan svart kant är placerade på fyndplatsen. Markörer med svart kant är placerade vid sidan av fyndplatsen och har ett svart streck som visar fyndplatsens exakta position. Kartans mittpunktskoordinat är N 6735673, E 607127 i SWEREF 99 TM.</w:t>
       </w:r>
     </w:p>
     <w:p>
@@ -878,7 +878,7 @@
     <w:r>
       <w:tab/>
       <w:tab/>
-      <w:t>2026-08-14</w:t>
+      <w:t>2026-08-15</w:t>
       <w:br/>
       <w:br/>
     </w:r>

--- a/klagomål/A 15093-2026 FSC-klagomål.docx
+++ b/klagomål/A 15093-2026 FSC-klagomål.docx
@@ -878,7 +878,7 @@
     <w:r>
       <w:tab/>
       <w:tab/>
-      <w:t>2026-08-15</w:t>
+      <w:t>2026-08-16</w:t>
       <w:br/>
       <w:br/>
     </w:r>

--- a/klagomål/A 15093-2026 FSC-klagomål.docx
+++ b/klagomål/A 15093-2026 FSC-klagomål.docx
@@ -878,7 +878,7 @@
     <w:r>
       <w:tab/>
       <w:tab/>
-      <w:t>2026-08-16</w:t>
+      <w:t>2026-08-17</w:t>
       <w:br/>
       <w:br/>
     </w:r>

--- a/klagomål/A 15093-2026 FSC-klagomål.docx
+++ b/klagomål/A 15093-2026 FSC-klagomål.docx
@@ -878,7 +878,7 @@
     <w:r>
       <w:tab/>
       <w:tab/>
-      <w:t>2026-08-17</w:t>
+      <w:t>2026-08-18</w:t>
       <w:br/>
       <w:br/>
     </w:r>

--- a/klagomål/A 15093-2026 FSC-klagomål.docx
+++ b/klagomål/A 15093-2026 FSC-klagomål.docx
@@ -878,7 +878,7 @@
     <w:r>
       <w:tab/>
       <w:tab/>
-      <w:t>2026-08-18</w:t>
+      <w:t>2026-08-19</w:t>
       <w:br/>
       <w:br/>
     </w:r>

--- a/klagomål/A 15093-2026 FSC-klagomål.docx
+++ b/klagomål/A 15093-2026 FSC-klagomål.docx
@@ -878,7 +878,7 @@
     <w:r>
       <w:tab/>
       <w:tab/>
-      <w:t>2026-08-19</w:t>
+      <w:t>2026-08-20</w:t>
       <w:br/>
       <w:br/>
     </w:r>

--- a/klagomål/A 15093-2026 FSC-klagomål.docx
+++ b/klagomål/A 15093-2026 FSC-klagomål.docx
@@ -878,7 +878,7 @@
     <w:r>
       <w:tab/>
       <w:tab/>
-      <w:t>2026-08-20</w:t>
+      <w:t>2026-08-21</w:t>
       <w:br/>
       <w:br/>
     </w:r>

--- a/klagomål/A 15093-2026 FSC-klagomål.docx
+++ b/klagomål/A 15093-2026 FSC-klagomål.docx
@@ -878,7 +878,7 @@
     <w:r>
       <w:tab/>
       <w:tab/>
-      <w:t>2026-08-21</w:t>
+      <w:t>2026-08-22</w:t>
       <w:br/>
       <w:br/>
     </w:r>

--- a/klagomål/A 15093-2026 FSC-klagomål.docx
+++ b/klagomål/A 15093-2026 FSC-klagomål.docx
@@ -878,7 +878,7 @@
     <w:r>
       <w:tab/>
       <w:tab/>
-      <w:t>2026-08-22</w:t>
+      <w:t>2026-08-23</w:t>
       <w:br/>
       <w:br/>
     </w:r>

--- a/klagomål/A 15093-2026 FSC-klagomål.docx
+++ b/klagomål/A 15093-2026 FSC-klagomål.docx
@@ -878,7 +878,7 @@
     <w:r>
       <w:tab/>
       <w:tab/>
-      <w:t>2026-08-23</w:t>
+      <w:t>2026-08-24</w:t>
       <w:br/>
       <w:br/>
     </w:r>

--- a/klagomål/A 15093-2026 FSC-klagomål.docx
+++ b/klagomål/A 15093-2026 FSC-klagomål.docx
@@ -878,7 +878,7 @@
     <w:r>
       <w:tab/>
       <w:tab/>
-      <w:t>2026-08-24</w:t>
+      <w:t>2026-08-25</w:t>
       <w:br/>
       <w:br/>
     </w:r>

--- a/klagomål/A 15093-2026 FSC-klagomål.docx
+++ b/klagomål/A 15093-2026 FSC-klagomål.docx
@@ -878,7 +878,7 @@
     <w:r>
       <w:tab/>
       <w:tab/>
-      <w:t>2026-08-25</w:t>
+      <w:t>2026-08-26</w:t>
       <w:br/>
       <w:br/>
     </w:r>

--- a/klagomål/A 15093-2026 FSC-klagomål.docx
+++ b/klagomål/A 15093-2026 FSC-klagomål.docx
@@ -878,7 +878,7 @@
     <w:r>
       <w:tab/>
       <w:tab/>
-      <w:t>2026-08-26</w:t>
+      <w:t>2026-08-27</w:t>
       <w:br/>
       <w:br/>
     </w:r>

--- a/klagomål/A 15093-2026 FSC-klagomål.docx
+++ b/klagomål/A 15093-2026 FSC-klagomål.docx
@@ -878,7 +878,7 @@
     <w:r>
       <w:tab/>
       <w:tab/>
-      <w:t>2026-08-27</w:t>
+      <w:t>2026-08-28</w:t>
       <w:br/>
       <w:br/>
     </w:r>

--- a/klagomål/A 15093-2026 FSC-klagomål.docx
+++ b/klagomål/A 15093-2026 FSC-klagomål.docx
@@ -878,7 +878,7 @@
     <w:r>
       <w:tab/>
       <w:tab/>
-      <w:t>2026-08-28</w:t>
+      <w:t>2026-08-29</w:t>
       <w:br/>
       <w:br/>
     </w:r>

--- a/klagomål/A 15093-2026 FSC-klagomål.docx
+++ b/klagomål/A 15093-2026 FSC-klagomål.docx
@@ -878,7 +878,7 @@
     <w:r>
       <w:tab/>
       <w:tab/>
-      <w:t>2026-08-29</w:t>
+      <w:t>2026-08-31</w:t>
       <w:br/>
       <w:br/>
     </w:r>

--- a/klagomål/A 15093-2026 FSC-klagomål.docx
+++ b/klagomål/A 15093-2026 FSC-klagomål.docx
@@ -878,7 +878,7 @@
     <w:r>
       <w:tab/>
       <w:tab/>
-      <w:t>2026-08-31</w:t>
+      <w:t>2026-09-01</w:t>
       <w:br/>
       <w:br/>
     </w:r>
